--- a/ai_usage.docx
+++ b/ai_usage.docx
@@ -3,8 +3,44 @@
 <w:document xmlns:wpc="http://schemas.microsoft.com/office/word/2010/wordprocessingCanvas" xmlns:cx="http://schemas.microsoft.com/office/drawing/2014/chartex" xmlns:cx1="http://schemas.microsoft.com/office/drawing/2015/9/8/chartex" xmlns:cx2="http://schemas.microsoft.com/office/drawing/2015/10/21/chartex" xmlns:cx3="http://schemas.microsoft.com/office/drawing/2016/5/9/chartex" xmlns:cx4="http://schemas.microsoft.com/office/drawing/2016/5/10/chartex" xmlns:cx5="http://schemas.microsoft.com/office/drawing/2016/5/11/chartex" xmlns:cx6="http://schemas.microsoft.com/office/drawing/2016/5/12/chartex" xmlns:cx7="http://schemas.microsoft.com/office/drawing/2016/5/13/chartex" xmlns:cx8="http://schemas.microsoft.com/office/drawing/2016/5/14/chartex" xmlns:mc="http://schemas.openxmlformats.org/markup-compatibility/2006" xmlns:aink="http://schemas.microsoft.com/office/drawing/2016/ink" xmlns:am3d="http://schemas.microsoft.com/office/drawing/2017/model3d" xmlns:o="urn:schemas-microsoft-com:office:office" xmlns:oel="http://schemas.microsoft.com/office/2019/extlst" xmlns:r="http://schemas.openxmlformats.org/officeDocument/2006/relationships" xmlns:m="http://schemas.openxmlformats.org/officeDocument/2006/math" xmlns:v="urn:schemas-microsoft-com:vml" xmlns:wp14="http://schemas.microsoft.com/office/word/2010/wordprocessingDrawing" xmlns:wp="http://schemas.openxmlformats.org/drawingml/2006/wordprocessingDrawing" xmlns:w10="urn:schemas-microsoft-com:office:word" xmlns:w="http://schemas.openxmlformats.org/wordprocessingml/2006/main" xmlns:w14="http://schemas.microsoft.com/office/word/2010/wordml" xmlns:w15="http://schemas.microsoft.com/office/word/2012/wordml" xmlns:w16cex="http://schemas.microsoft.com/office/word/2018/wordml/cex" xmlns:w16cid="http://schemas.microsoft.com/office/word/2016/wordml/cid" xmlns:w16="http://schemas.microsoft.com/office/word/2018/wordml" xmlns:w16du="http://schemas.microsoft.com/office/word/2023/wordml/word16du" xmlns:w16sdtdh="http://schemas.microsoft.com/office/word/2020/wordml/sdtdatahash" xmlns:w16sdtfl="http://schemas.microsoft.com/office/word/2024/wordml/sdtformatlock" xmlns:w16se="http://schemas.microsoft.com/office/word/2015/wordml/symex" xmlns:wpg="http://schemas.microsoft.com/office/word/2010/wordprocessingGroup" xmlns:wpi="http://schemas.microsoft.com/office/word/2010/wordprocessingInk" xmlns:wne="http://schemas.microsoft.com/office/word/2006/wordml" xmlns:wps="http://schemas.microsoft.com/office/word/2010/wordprocessingShape" mc:Ignorable="w14 w15 w16se w16cid w16 w16cex w16sdtdh w16sdtfl w16du wp14">
   <w:body>
     <w:p>
-      <w:r>
-        <w:t>AI Usage:</w:t>
+      <w:pPr>
+        <w:rPr>
+          <w:b/>
+          <w:bCs/>
+          <w:sz w:val="28"/>
+          <w:szCs w:val="28"/>
+          <w:u w:val="single"/>
+        </w:rPr>
+      </w:pPr>
+      <w:r>
+        <w:rPr>
+          <w:b/>
+          <w:bCs/>
+          <w:sz w:val="28"/>
+          <w:szCs w:val="28"/>
+          <w:u w:val="single"/>
+        </w:rPr>
+        <w:t>AI Usage</w:t>
+      </w:r>
+      <w:r>
+        <w:rPr>
+          <w:b/>
+          <w:bCs/>
+          <w:sz w:val="28"/>
+          <w:szCs w:val="28"/>
+          <w:u w:val="single"/>
+        </w:rPr>
+        <w:t xml:space="preserve"> Details</w:t>
+      </w:r>
+      <w:r>
+        <w:rPr>
+          <w:b/>
+          <w:bCs/>
+          <w:sz w:val="28"/>
+          <w:szCs w:val="28"/>
+          <w:u w:val="single"/>
+        </w:rPr>
+        <w:t>:</w:t>
       </w:r>
     </w:p>
     <w:p>
@@ -14,9 +50,17 @@
           <w:ilvl w:val="0"/>
           <w:numId w:val="1"/>
         </w:numPr>
-      </w:pPr>
-      <w:r>
-        <w:t>Scoping</w:t>
+        <w:rPr>
+          <w:sz w:val="22"/>
+          <w:szCs w:val="22"/>
+        </w:rPr>
+      </w:pPr>
+      <w:r>
+        <w:rPr>
+          <w:sz w:val="22"/>
+          <w:szCs w:val="22"/>
+        </w:rPr>
+        <w:t xml:space="preserve">I used Gemini deep research to help scope the problem, which provided sources such as blog posts from within the github team as well as maintainers and helped summarise these findings. </w:t>
       </w:r>
     </w:p>
     <w:p>
@@ -26,14 +70,98 @@
           <w:ilvl w:val="0"/>
           <w:numId w:val="1"/>
         </w:numPr>
-      </w:pPr>
-      <w:proofErr w:type="gramStart"/>
-      <w:r>
+        <w:rPr>
+          <w:sz w:val="22"/>
+          <w:szCs w:val="22"/>
+        </w:rPr>
+      </w:pPr>
+      <w:r>
+        <w:rPr>
+          <w:sz w:val="22"/>
+          <w:szCs w:val="22"/>
+        </w:rPr>
+        <w:t>I used Gemini 3.1 Pro for a range of issues:</w:t>
+      </w:r>
+    </w:p>
+    <w:p>
+      <w:pPr>
+        <w:pStyle w:val="ListParagraph"/>
+        <w:numPr>
+          <w:ilvl w:val="1"/>
+          <w:numId w:val="1"/>
+        </w:numPr>
+        <w:rPr>
+          <w:sz w:val="22"/>
+          <w:szCs w:val="22"/>
+        </w:rPr>
+      </w:pPr>
+      <w:r>
+        <w:rPr>
+          <w:sz w:val="22"/>
+          <w:szCs w:val="22"/>
+        </w:rPr>
+        <w:t xml:space="preserve"> </w:t>
+      </w:r>
+      <w:r>
+        <w:rPr>
+          <w:sz w:val="22"/>
+          <w:szCs w:val="22"/>
+        </w:rPr>
         <w:t>.env</w:t>
       </w:r>
-      <w:proofErr w:type="gramEnd"/>
-      <w:r>
+      <w:r>
+        <w:rPr>
+          <w:sz w:val="22"/>
+          <w:szCs w:val="22"/>
+        </w:rPr>
+        <w:t>.template</w:t>
+      </w:r>
+      <w:r>
+        <w:rPr>
+          <w:sz w:val="22"/>
+          <w:szCs w:val="22"/>
+        </w:rPr>
         <w:t xml:space="preserve"> formatting</w:t>
+      </w:r>
+    </w:p>
+    <w:p>
+      <w:pPr>
+        <w:pStyle w:val="ListParagraph"/>
+        <w:numPr>
+          <w:ilvl w:val="1"/>
+          <w:numId w:val="1"/>
+        </w:numPr>
+        <w:rPr>
+          <w:sz w:val="22"/>
+          <w:szCs w:val="22"/>
+        </w:rPr>
+      </w:pPr>
+      <w:r>
+        <w:rPr>
+          <w:sz w:val="22"/>
+          <w:szCs w:val="22"/>
+        </w:rPr>
+        <w:t>Troubleshooting API key conflicts</w:t>
+      </w:r>
+    </w:p>
+    <w:p>
+      <w:pPr>
+        <w:pStyle w:val="ListParagraph"/>
+        <w:numPr>
+          <w:ilvl w:val="1"/>
+          <w:numId w:val="1"/>
+        </w:numPr>
+        <w:rPr>
+          <w:sz w:val="22"/>
+          <w:szCs w:val="22"/>
+        </w:rPr>
+      </w:pPr>
+      <w:r>
+        <w:rPr>
+          <w:sz w:val="22"/>
+          <w:szCs w:val="22"/>
+        </w:rPr>
+        <w:t>Incremental implementation of my code plan with testing built in for the jameswilsenach/scanpy fork I created.</w:t>
       </w:r>
     </w:p>
     <w:p>
@@ -43,9 +171,87 @@
           <w:ilvl w:val="0"/>
           <w:numId w:val="1"/>
         </w:numPr>
-      </w:pPr>
-      <w:r>
-        <w:t>Planning</w:t>
+        <w:rPr>
+          <w:sz w:val="22"/>
+          <w:szCs w:val="22"/>
+        </w:rPr>
+      </w:pPr>
+      <w:r>
+        <w:rPr>
+          <w:sz w:val="22"/>
+          <w:szCs w:val="22"/>
+        </w:rPr>
+        <w:t xml:space="preserve">I used Anthropic’s </w:t>
+      </w:r>
+      <w:r>
+        <w:rPr>
+          <w:i/>
+          <w:iCs/>
+          <w:sz w:val="22"/>
+          <w:szCs w:val="22"/>
+        </w:rPr>
+        <w:t>claude-haiku-4-5-20251001</w:t>
+      </w:r>
+      <w:r>
+        <w:rPr>
+          <w:sz w:val="22"/>
+          <w:szCs w:val="22"/>
+        </w:rPr>
+        <w:t xml:space="preserve"> as the backbone of my RAG-based approach. This was composed of two primary steps:</w:t>
+      </w:r>
+    </w:p>
+    <w:p>
+      <w:pPr>
+        <w:pStyle w:val="ListParagraph"/>
+        <w:numPr>
+          <w:ilvl w:val="1"/>
+          <w:numId w:val="1"/>
+        </w:numPr>
+        <w:rPr>
+          <w:sz w:val="22"/>
+          <w:szCs w:val="22"/>
+        </w:rPr>
+      </w:pPr>
+      <w:r>
+        <w:rPr>
+          <w:sz w:val="22"/>
+          <w:szCs w:val="22"/>
+        </w:rPr>
+        <w:t xml:space="preserve">Using the initial input text </w:t>
+      </w:r>
+      <w:r>
+        <w:rPr>
+          <w:sz w:val="22"/>
+          <w:szCs w:val="22"/>
+        </w:rPr>
+        <w:t>to pull out a summary using a pydantic schema.</w:t>
+      </w:r>
+      <w:r>
+        <w:rPr>
+          <w:sz w:val="22"/>
+          <w:szCs w:val="22"/>
+        </w:rPr>
+        <w:t xml:space="preserve"> This summary functions as the input to the code and docs RAG system.</w:t>
+      </w:r>
+    </w:p>
+    <w:p>
+      <w:pPr>
+        <w:pStyle w:val="ListParagraph"/>
+        <w:numPr>
+          <w:ilvl w:val="1"/>
+          <w:numId w:val="1"/>
+        </w:numPr>
+        <w:rPr>
+          <w:sz w:val="22"/>
+          <w:szCs w:val="22"/>
+        </w:rPr>
+      </w:pPr>
+      <w:r>
+        <w:rPr>
+          <w:sz w:val="22"/>
+          <w:szCs w:val="22"/>
+        </w:rPr>
+        <w:t>The output along with the RAG retrieval was then reinputted to the model along to provide a readable and searchable triage decision report.</w:t>
       </w:r>
     </w:p>
     <w:p>
@@ -68,7 +274,7 @@
   <w:abstractNum w:abstractNumId="0" w15:restartNumberingAfterBreak="0">
     <w:nsid w:val="33D77047"/>
     <w:multiLevelType w:val="hybridMultilevel"/>
-    <w:tmpl w:val="DA8E2862"/>
+    <w:tmpl w:val="7CA06782"/>
     <w:lvl w:ilvl="0" w:tplc="3FC61CE4">
       <w:numFmt w:val="bullet"/>
       <w:lvlText w:val="-"/>
@@ -80,17 +286,14 @@
         <w:rFonts w:ascii="Aptos" w:eastAsiaTheme="minorHAnsi" w:hAnsi="Aptos" w:cstheme="minorBidi" w:hint="default"/>
       </w:rPr>
     </w:lvl>
-    <w:lvl w:ilvl="1" w:tplc="08090003" w:tentative="1">
+    <w:lvl w:ilvl="1" w:tplc="0809000F">
       <w:start w:val="1"/>
-      <w:numFmt w:val="bullet"/>
-      <w:lvlText w:val="o"/>
+      <w:numFmt w:val="decimal"/>
+      <w:lvlText w:val="%2."/>
       <w:lvlJc w:val="left"/>
       <w:pPr>
         <w:ind w:left="1440" w:hanging="360"/>
       </w:pPr>
-      <w:rPr>
-        <w:rFonts w:ascii="Courier New" w:hAnsi="Courier New" w:cs="Courier New" w:hint="default"/>
-      </w:rPr>
     </w:lvl>
     <w:lvl w:ilvl="2" w:tplc="08090005" w:tentative="1">
       <w:start w:val="1"/>
@@ -786,7 +989,6 @@
   <w:style w:type="character" w:default="1" w:styleId="DefaultParagraphFont">
     <w:name w:val="Default Paragraph Font"/>
     <w:uiPriority w:val="1"/>
-    <w:semiHidden/>
     <w:unhideWhenUsed/>
   </w:style>
   <w:style w:type="table" w:default="1" w:styleId="TableNormal">

--- a/ai_usage.docx
+++ b/ai_usage.docx
@@ -252,6 +252,26 @@
           <w:szCs w:val="22"/>
         </w:rPr>
         <w:t>The output along with the RAG retrieval was then reinputted to the model along to provide a readable and searchable triage decision report.</w:t>
+      </w:r>
+    </w:p>
+    <w:p>
+      <w:pPr>
+        <w:pStyle w:val="ListParagraph"/>
+        <w:numPr>
+          <w:ilvl w:val="0"/>
+          <w:numId w:val="1"/>
+        </w:numPr>
+        <w:rPr>
+          <w:sz w:val="22"/>
+          <w:szCs w:val="22"/>
+        </w:rPr>
+      </w:pPr>
+      <w:r>
+        <w:rPr>
+          <w:sz w:val="22"/>
+          <w:szCs w:val="22"/>
+        </w:rPr>
+        <w:t xml:space="preserve">A total of $0.53 of Anthropic API credits was used for testing. </w:t>
       </w:r>
     </w:p>
     <w:p>
@@ -989,6 +1009,7 @@
   <w:style w:type="character" w:default="1" w:styleId="DefaultParagraphFont">
     <w:name w:val="Default Paragraph Font"/>
     <w:uiPriority w:val="1"/>
+    <w:semiHidden/>
     <w:unhideWhenUsed/>
   </w:style>
   <w:style w:type="table" w:default="1" w:styleId="TableNormal">
